--- a/manuscript/tables.docx
+++ b/manuscript/tables.docx
@@ -25,7 +25,7 @@
           <w:b/>
           <w:sz w:val="20"/>
         </w:rPr>
-        <w:t>Table 1. Cohort characteristics and evaluable sample sizes by feature set.</w:t>
+        <w:t>Table 1. Cohort characteristics and evaluable sample sizes by feature set and surrogate applicability.</w:t>
       </w:r>
     </w:p>
     <w:tbl>
@@ -480,6 +480,19 @@
         </w:tc>
       </w:tr>
     </w:tbl>
+    <w:p>
+      <w:pPr>
+        <w:spacing w:before="80"/>
+      </w:pPr>
+      <w:r>
+        <w:rPr>
+          <w:rFonts w:ascii="Times New Roman" w:hAnsi="Times New Roman"/>
+          <w:i/>
+          <w:sz w:val="16"/>
+        </w:rPr>
+        <w:t>Abbreviations: PAM50, Prediction Analysis of Microarray 50; IHC, immunohistochemistry. Set 1: ER, PR, HER2. Set 2: Set 1 plus histological grade. Set 3: Set 2 plus Ki-67. Source n refers to the total cohort size available in the source dataset. N (4-class PAM50) refers to tumours with an evaluable 4-class molecular reference label after exclusion of Normal-like and claudin-low categories. N (Surrogate classifiable) refers to tumours for which full 4-class surrogate assignment was possible. In HR-positive/HER2-negative tumours, this required a proliferation variable (Ki-67 or grade) to separate Luminal A-like from Luminal B-like; therefore, surrogate applicability was reduced in TCGA-BRCA, where grade was unavailable and Ki-67 was absent. N (Head-to-head Set 1 vs Surrogate) refers to the exact matched subset classifiable by both the machine-learning model and the surrogate, used for fair denominator comparisons.</w:t>
+      </w:r>
+    </w:p>
     <w:p/>
     <w:p>
       <w:pPr>
@@ -1265,7 +1278,7 @@
           <w:b/>
           <w:sz w:val="20"/>
         </w:rPr>
-        <w:t>Table 4. Sensitivity analysis: 4-class versus 3-class performance.</w:t>
+        <w:t>Table 4. Sensitivity analysis comparing 4-class and 3-class performance in model-evaluable subsets.</w:t>
       </w:r>
     </w:p>
     <w:tbl>
@@ -1720,6 +1733,19 @@
         </w:tc>
       </w:tr>
     </w:tbl>
+    <w:p>
+      <w:pPr>
+        <w:spacing w:before="80"/>
+      </w:pPr>
+      <w:r>
+        <w:rPr>
+          <w:rFonts w:ascii="Times New Roman" w:hAnsi="Times New Roman"/>
+          <w:i/>
+          <w:sz w:val="16"/>
+        </w:rPr>
+        <w:t>Values in this table refer to the largest evaluable subset for each machine-learning analysis and are not directly equivalent to matched head-to-head comparisons with the immunohistochemical surrogate. All direct surrogate-versus-model comparisons are reported separately using identical denominators (see Section 3.3).</w:t>
+      </w:r>
+    </w:p>
     <w:p/>
     <w:sectPr>
       <w:pgSz w:w="12240" w:h="15840"/>

--- a/manuscript/tables.docx
+++ b/manuscript/tables.docx
@@ -1289,17 +1289,19 @@
         <w:tblLook w:firstColumn="1" w:firstRow="1" w:lastColumn="0" w:lastRow="0" w:noHBand="0" w:noVBand="1" w:val="04A0"/>
       </w:tblPr>
       <w:tblGrid>
-        <w:gridCol w:w="1440"/>
-        <w:gridCol w:w="1440"/>
-        <w:gridCol w:w="1440"/>
-        <w:gridCol w:w="1440"/>
-        <w:gridCol w:w="1440"/>
-        <w:gridCol w:w="1440"/>
+        <w:gridCol w:w="1080"/>
+        <w:gridCol w:w="1080"/>
+        <w:gridCol w:w="1080"/>
+        <w:gridCol w:w="1080"/>
+        <w:gridCol w:w="1080"/>
+        <w:gridCol w:w="1080"/>
+        <w:gridCol w:w="1080"/>
+        <w:gridCol w:w="1080"/>
       </w:tblGrid>
       <w:tr>
         <w:tc>
           <w:tcPr>
-            <w:tcW w:type="dxa" w:w="1440"/>
+            <w:tcW w:type="dxa" w:w="1080"/>
           </w:tcPr>
           <w:p>
             <w:r>
@@ -1314,7 +1316,37 @@
         </w:tc>
         <w:tc>
           <w:tcPr>
-            <w:tcW w:type="dxa" w:w="1440"/>
+            <w:tcW w:type="dxa" w:w="1080"/>
+          </w:tcPr>
+          <w:p>
+            <w:r>
+              <w:rPr>
+                <w:rFonts w:ascii="Times New Roman" w:hAnsi="Times New Roman"/>
+                <w:b/>
+                <w:sz w:val="18"/>
+              </w:rPr>
+              <w:t>Model</w:t>
+            </w:r>
+          </w:p>
+        </w:tc>
+        <w:tc>
+          <w:tcPr>
+            <w:tcW w:type="dxa" w:w="1080"/>
+          </w:tcPr>
+          <w:p>
+            <w:r>
+              <w:rPr>
+                <w:rFonts w:ascii="Times New Roman" w:hAnsi="Times New Roman"/>
+                <w:b/>
+                <w:sz w:val="18"/>
+              </w:rPr>
+              <w:t>Feature Set</w:t>
+            </w:r>
+          </w:p>
+        </w:tc>
+        <w:tc>
+          <w:tcPr>
+            <w:tcW w:type="dxa" w:w="1080"/>
           </w:tcPr>
           <w:p>
             <w:r>
@@ -1329,7 +1361,7 @@
         </w:tc>
         <w:tc>
           <w:tcPr>
-            <w:tcW w:type="dxa" w:w="1440"/>
+            <w:tcW w:type="dxa" w:w="1080"/>
           </w:tcPr>
           <w:p>
             <w:r>
@@ -1344,7 +1376,7 @@
         </w:tc>
         <w:tc>
           <w:tcPr>
-            <w:tcW w:type="dxa" w:w="1440"/>
+            <w:tcW w:type="dxa" w:w="1080"/>
           </w:tcPr>
           <w:p>
             <w:r>
@@ -1359,7 +1391,7 @@
         </w:tc>
         <w:tc>
           <w:tcPr>
-            <w:tcW w:type="dxa" w:w="1440"/>
+            <w:tcW w:type="dxa" w:w="1080"/>
           </w:tcPr>
           <w:p>
             <w:r>
@@ -1374,7 +1406,7 @@
         </w:tc>
         <w:tc>
           <w:tcPr>
-            <w:tcW w:type="dxa" w:w="1440"/>
+            <w:tcW w:type="dxa" w:w="1080"/>
           </w:tcPr>
           <w:p>
             <w:r>
@@ -1391,7 +1423,7 @@
       <w:tr>
         <w:tc>
           <w:tcPr>
-            <w:tcW w:type="dxa" w:w="1440"/>
+            <w:tcW w:type="dxa" w:w="1080"/>
           </w:tcPr>
           <w:p>
             <w:r>
@@ -1405,7 +1437,35 @@
         </w:tc>
         <w:tc>
           <w:tcPr>
-            <w:tcW w:type="dxa" w:w="1440"/>
+            <w:tcW w:type="dxa" w:w="1080"/>
+          </w:tcPr>
+          <w:p>
+            <w:r>
+              <w:rPr>
+                <w:rFonts w:ascii="Times New Roman" w:hAnsi="Times New Roman"/>
+                <w:sz w:val="18"/>
+              </w:rPr>
+              <w:t>XGBoost</w:t>
+            </w:r>
+          </w:p>
+        </w:tc>
+        <w:tc>
+          <w:tcPr>
+            <w:tcW w:type="dxa" w:w="1080"/>
+          </w:tcPr>
+          <w:p>
+            <w:r>
+              <w:rPr>
+                <w:rFonts w:ascii="Times New Roman" w:hAnsi="Times New Roman"/>
+                <w:sz w:val="18"/>
+              </w:rPr>
+              <w:t>Set 1 (ER, PR, HER2)</w:t>
+            </w:r>
+          </w:p>
+        </w:tc>
+        <w:tc>
+          <w:tcPr>
+            <w:tcW w:type="dxa" w:w="1080"/>
           </w:tcPr>
           <w:p>
             <w:r>
@@ -1419,7 +1479,7 @@
         </w:tc>
         <w:tc>
           <w:tcPr>
-            <w:tcW w:type="dxa" w:w="1440"/>
+            <w:tcW w:type="dxa" w:w="1080"/>
           </w:tcPr>
           <w:p>
             <w:r>
@@ -1433,7 +1493,7 @@
         </w:tc>
         <w:tc>
           <w:tcPr>
-            <w:tcW w:type="dxa" w:w="1440"/>
+            <w:tcW w:type="dxa" w:w="1080"/>
           </w:tcPr>
           <w:p>
             <w:r>
@@ -1447,7 +1507,7 @@
         </w:tc>
         <w:tc>
           <w:tcPr>
-            <w:tcW w:type="dxa" w:w="1440"/>
+            <w:tcW w:type="dxa" w:w="1080"/>
           </w:tcPr>
           <w:p>
             <w:r>
@@ -1461,7 +1521,7 @@
         </w:tc>
         <w:tc>
           <w:tcPr>
-            <w:tcW w:type="dxa" w:w="1440"/>
+            <w:tcW w:type="dxa" w:w="1080"/>
           </w:tcPr>
           <w:p>
             <w:r>
@@ -1477,7 +1537,7 @@
       <w:tr>
         <w:tc>
           <w:tcPr>
-            <w:tcW w:type="dxa" w:w="1440"/>
+            <w:tcW w:type="dxa" w:w="1080"/>
           </w:tcPr>
           <w:p>
             <w:r>
@@ -1491,7 +1551,35 @@
         </w:tc>
         <w:tc>
           <w:tcPr>
-            <w:tcW w:type="dxa" w:w="1440"/>
+            <w:tcW w:type="dxa" w:w="1080"/>
+          </w:tcPr>
+          <w:p>
+            <w:r>
+              <w:rPr>
+                <w:rFonts w:ascii="Times New Roman" w:hAnsi="Times New Roman"/>
+                <w:sz w:val="18"/>
+              </w:rPr>
+              <w:t>XGBoost</w:t>
+            </w:r>
+          </w:p>
+        </w:tc>
+        <w:tc>
+          <w:tcPr>
+            <w:tcW w:type="dxa" w:w="1080"/>
+          </w:tcPr>
+          <w:p>
+            <w:r>
+              <w:rPr>
+                <w:rFonts w:ascii="Times New Roman" w:hAnsi="Times New Roman"/>
+                <w:sz w:val="18"/>
+              </w:rPr>
+              <w:t>Set 1 (ER, PR, HER2)</w:t>
+            </w:r>
+          </w:p>
+        </w:tc>
+        <w:tc>
+          <w:tcPr>
+            <w:tcW w:type="dxa" w:w="1080"/>
           </w:tcPr>
           <w:p>
             <w:r>
@@ -1505,7 +1593,7 @@
         </w:tc>
         <w:tc>
           <w:tcPr>
-            <w:tcW w:type="dxa" w:w="1440"/>
+            <w:tcW w:type="dxa" w:w="1080"/>
           </w:tcPr>
           <w:p>
             <w:r>
@@ -1519,7 +1607,7 @@
         </w:tc>
         <w:tc>
           <w:tcPr>
-            <w:tcW w:type="dxa" w:w="1440"/>
+            <w:tcW w:type="dxa" w:w="1080"/>
           </w:tcPr>
           <w:p>
             <w:r>
@@ -1533,7 +1621,7 @@
         </w:tc>
         <w:tc>
           <w:tcPr>
-            <w:tcW w:type="dxa" w:w="1440"/>
+            <w:tcW w:type="dxa" w:w="1080"/>
           </w:tcPr>
           <w:p>
             <w:r>
@@ -1547,7 +1635,7 @@
         </w:tc>
         <w:tc>
           <w:tcPr>
-            <w:tcW w:type="dxa" w:w="1440"/>
+            <w:tcW w:type="dxa" w:w="1080"/>
           </w:tcPr>
           <w:p>
             <w:r>
@@ -1563,7 +1651,7 @@
       <w:tr>
         <w:tc>
           <w:tcPr>
-            <w:tcW w:type="dxa" w:w="1440"/>
+            <w:tcW w:type="dxa" w:w="1080"/>
           </w:tcPr>
           <w:p>
             <w:r>
@@ -1577,7 +1665,35 @@
         </w:tc>
         <w:tc>
           <w:tcPr>
-            <w:tcW w:type="dxa" w:w="1440"/>
+            <w:tcW w:type="dxa" w:w="1080"/>
+          </w:tcPr>
+          <w:p>
+            <w:r>
+              <w:rPr>
+                <w:rFonts w:ascii="Times New Roman" w:hAnsi="Times New Roman"/>
+                <w:sz w:val="18"/>
+              </w:rPr>
+              <w:t>XGBoost</w:t>
+            </w:r>
+          </w:p>
+        </w:tc>
+        <w:tc>
+          <w:tcPr>
+            <w:tcW w:type="dxa" w:w="1080"/>
+          </w:tcPr>
+          <w:p>
+            <w:r>
+              <w:rPr>
+                <w:rFonts w:ascii="Times New Roman" w:hAnsi="Times New Roman"/>
+                <w:sz w:val="18"/>
+              </w:rPr>
+              <w:t>Set 1 (ER, PR, HER2)</w:t>
+            </w:r>
+          </w:p>
+        </w:tc>
+        <w:tc>
+          <w:tcPr>
+            <w:tcW w:type="dxa" w:w="1080"/>
           </w:tcPr>
           <w:p>
             <w:r>
@@ -1591,7 +1707,7 @@
         </w:tc>
         <w:tc>
           <w:tcPr>
-            <w:tcW w:type="dxa" w:w="1440"/>
+            <w:tcW w:type="dxa" w:w="1080"/>
           </w:tcPr>
           <w:p>
             <w:r>
@@ -1605,7 +1721,7 @@
         </w:tc>
         <w:tc>
           <w:tcPr>
-            <w:tcW w:type="dxa" w:w="1440"/>
+            <w:tcW w:type="dxa" w:w="1080"/>
           </w:tcPr>
           <w:p>
             <w:r>
@@ -1619,7 +1735,7 @@
         </w:tc>
         <w:tc>
           <w:tcPr>
-            <w:tcW w:type="dxa" w:w="1440"/>
+            <w:tcW w:type="dxa" w:w="1080"/>
           </w:tcPr>
           <w:p>
             <w:r>
@@ -1633,7 +1749,7 @@
         </w:tc>
         <w:tc>
           <w:tcPr>
-            <w:tcW w:type="dxa" w:w="1440"/>
+            <w:tcW w:type="dxa" w:w="1080"/>
           </w:tcPr>
           <w:p>
             <w:r>
@@ -1649,7 +1765,7 @@
       <w:tr>
         <w:tc>
           <w:tcPr>
-            <w:tcW w:type="dxa" w:w="1440"/>
+            <w:tcW w:type="dxa" w:w="1080"/>
           </w:tcPr>
           <w:p>
             <w:r>
@@ -1663,7 +1779,35 @@
         </w:tc>
         <w:tc>
           <w:tcPr>
-            <w:tcW w:type="dxa" w:w="1440"/>
+            <w:tcW w:type="dxa" w:w="1080"/>
+          </w:tcPr>
+          <w:p>
+            <w:r>
+              <w:rPr>
+                <w:rFonts w:ascii="Times New Roman" w:hAnsi="Times New Roman"/>
+                <w:sz w:val="18"/>
+              </w:rPr>
+              <w:t>XGBoost</w:t>
+            </w:r>
+          </w:p>
+        </w:tc>
+        <w:tc>
+          <w:tcPr>
+            <w:tcW w:type="dxa" w:w="1080"/>
+          </w:tcPr>
+          <w:p>
+            <w:r>
+              <w:rPr>
+                <w:rFonts w:ascii="Times New Roman" w:hAnsi="Times New Roman"/>
+                <w:sz w:val="18"/>
+              </w:rPr>
+              <w:t>Set 1 (ER, PR, HER2)</w:t>
+            </w:r>
+          </w:p>
+        </w:tc>
+        <w:tc>
+          <w:tcPr>
+            <w:tcW w:type="dxa" w:w="1080"/>
           </w:tcPr>
           <w:p>
             <w:r>
@@ -1677,7 +1821,7 @@
         </w:tc>
         <w:tc>
           <w:tcPr>
-            <w:tcW w:type="dxa" w:w="1440"/>
+            <w:tcW w:type="dxa" w:w="1080"/>
           </w:tcPr>
           <w:p>
             <w:r>
@@ -1691,7 +1835,7 @@
         </w:tc>
         <w:tc>
           <w:tcPr>
-            <w:tcW w:type="dxa" w:w="1440"/>
+            <w:tcW w:type="dxa" w:w="1080"/>
           </w:tcPr>
           <w:p>
             <w:r>
@@ -1705,7 +1849,7 @@
         </w:tc>
         <w:tc>
           <w:tcPr>
-            <w:tcW w:type="dxa" w:w="1440"/>
+            <w:tcW w:type="dxa" w:w="1080"/>
           </w:tcPr>
           <w:p>
             <w:r>
@@ -1719,7 +1863,7 @@
         </w:tc>
         <w:tc>
           <w:tcPr>
-            <w:tcW w:type="dxa" w:w="1440"/>
+            <w:tcW w:type="dxa" w:w="1080"/>
           </w:tcPr>
           <w:p>
             <w:r>
@@ -1743,7 +1887,7 @@
           <w:i/>
           <w:sz w:val="16"/>
         </w:rPr>
-        <w:t>Values in this table refer to the largest evaluable subset for each machine-learning analysis and are not directly equivalent to matched head-to-head comparisons with the immunohistochemical surrogate. All direct surrogate-versus-model comparisons are reported separately using identical denominators (see Section 3.3).</w:t>
+        <w:t>All values refer to XGBoost Set 1 (ER, PR, HER2) applied to the largest model-evaluable subset in each cohort. The 4-class macro-F1 values (0.514 and 0.522) are therefore not directly comparable to the matched head-to-head results in Section 3.3, which use XGBoost Set 2 (+ grade) on a different denominator (n=1,544 in METABRIC). All direct surrogate-versus-model comparisons are reported separately using identical denominators.</w:t>
       </w:r>
     </w:p>
     <w:p/>
